--- a/vitae/Yinting (James) Chen Resume.docx
+++ b/vitae/Yinting (James) Chen Resume.docx
@@ -5,13 +5,14 @@
     <w:p>
       <w:pPr>
         <w:pStyle w:val="BodyText"/>
-        <w:spacing w:before="71" w:line="312" w:lineRule="auto"/>
+        <w:spacing w:before="71" w:line="288" w:lineRule="auto"/>
         <w:ind w:left="0" w:right="370" w:firstLine="0"/>
         <w:jc w:val="center"/>
         <w:rPr>
           <w:bCs/>
           <w:sz w:val="40"/>
           <w:szCs w:val="22"/>
+          <w:lang w:eastAsia="zh-CN"/>
         </w:rPr>
       </w:pPr>
       <w:proofErr w:type="spellStart"/>
@@ -36,7 +37,7 @@
     <w:p>
       <w:pPr>
         <w:pStyle w:val="BodyText"/>
-        <w:spacing w:before="71" w:line="312" w:lineRule="auto"/>
+        <w:spacing w:before="71" w:line="288" w:lineRule="auto"/>
         <w:ind w:left="3294" w:right="370" w:hanging="3204"/>
         <w:jc w:val="center"/>
         <w:rPr>
@@ -152,7 +153,7 @@
         <w:tabs>
           <w:tab w:val="left" w:pos="10511"/>
         </w:tabs>
-        <w:spacing w:before="121" w:line="312" w:lineRule="auto"/>
+        <w:spacing w:before="121" w:line="288" w:lineRule="auto"/>
       </w:pPr>
       <w:r>
         <w:rPr>
@@ -175,7 +176,7 @@
         <w:tabs>
           <w:tab w:val="right" w:pos="10615"/>
         </w:tabs>
-        <w:spacing w:before="13" w:line="312" w:lineRule="auto"/>
+        <w:spacing w:before="13" w:line="288" w:lineRule="auto"/>
         <w:ind w:left="524" w:right="105" w:hanging="420"/>
         <w:rPr>
           <w:rFonts w:eastAsia="SimSun"/>
@@ -263,7 +264,7 @@
           <w:sz w:val="21"/>
           <w:lang w:eastAsia="zh-CN"/>
         </w:rPr>
-        <w:t xml:space="preserve">- May </w:t>
+        <w:t xml:space="preserve">- </w:t>
       </w:r>
       <w:r>
         <w:rPr>
@@ -274,7 +275,51 @@
           <w:sz w:val="21"/>
           <w:lang w:eastAsia="zh-CN"/>
         </w:rPr>
-        <w:t>2029 (Expected)</w:t>
+        <w:t>Jan</w:t>
+      </w:r>
+      <w:r>
+        <w:rPr>
+          <w:rFonts w:eastAsia="SimSun" w:hint="eastAsia"/>
+          <w:i/>
+          <w:iCs/>
+          <w:w w:val="105"/>
+          <w:sz w:val="21"/>
+          <w:lang w:eastAsia="zh-CN"/>
+        </w:rPr>
+        <w:t xml:space="preserve"> </w:t>
+      </w:r>
+      <w:r>
+        <w:rPr>
+          <w:rFonts w:eastAsia="SimSun"/>
+          <w:i/>
+          <w:iCs/>
+          <w:w w:val="105"/>
+          <w:sz w:val="21"/>
+          <w:lang w:eastAsia="zh-CN"/>
+        </w:rPr>
+        <w:t>20</w:t>
+      </w:r>
+      <w:r>
+        <w:rPr>
+          <w:rFonts w:eastAsia="SimSun"/>
+          <w:i/>
+          <w:iCs/>
+          <w:w w:val="105"/>
+          <w:sz w:val="21"/>
+          <w:lang w:eastAsia="zh-CN"/>
+        </w:rPr>
+        <w:t>28</w:t>
+      </w:r>
+      <w:r>
+        <w:rPr>
+          <w:rFonts w:eastAsia="SimSun"/>
+          <w:i/>
+          <w:iCs/>
+          <w:w w:val="105"/>
+          <w:sz w:val="21"/>
+          <w:lang w:eastAsia="zh-CN"/>
+        </w:rPr>
+        <w:t xml:space="preserve"> (Expected)</w:t>
       </w:r>
     </w:p>
     <w:p>
@@ -282,7 +327,7 @@
         <w:tabs>
           <w:tab w:val="right" w:pos="10615"/>
         </w:tabs>
-        <w:spacing w:before="13" w:line="312" w:lineRule="auto"/>
+        <w:spacing w:before="13" w:line="288" w:lineRule="auto"/>
         <w:ind w:left="524" w:right="105" w:hanging="420"/>
         <w:rPr>
           <w:i/>
@@ -322,10 +367,9 @@
         <w:tabs>
           <w:tab w:val="left" w:pos="10511"/>
         </w:tabs>
-        <w:spacing w:before="133" w:line="312" w:lineRule="auto"/>
+        <w:spacing w:before="133" w:line="288" w:lineRule="auto"/>
         <w:rPr>
           <w:rFonts w:ascii="Symbol"/>
-          <w:u w:val="single"/>
         </w:rPr>
       </w:pPr>
       <w:r>
@@ -374,7 +418,7 @@
           <w:tab w:val="left" w:pos="883"/>
           <w:tab w:val="left" w:pos="884"/>
         </w:tabs>
-        <w:spacing w:before="12" w:line="312" w:lineRule="auto"/>
+        <w:spacing w:before="12" w:line="288" w:lineRule="auto"/>
         <w:rPr>
           <w:rFonts w:ascii="Symbol"/>
           <w:sz w:val="21"/>
@@ -407,7 +451,7 @@
           <w:tab w:val="left" w:pos="883"/>
           <w:tab w:val="left" w:pos="884"/>
         </w:tabs>
-        <w:spacing w:line="312" w:lineRule="auto"/>
+        <w:spacing w:line="288" w:lineRule="auto"/>
         <w:rPr>
           <w:rFonts w:ascii="Symbol"/>
           <w:bCs/>
@@ -430,59 +474,37 @@
         </w:rPr>
         <w:t xml:space="preserve"> </w:t>
       </w:r>
-      <w:proofErr w:type="spellStart"/>
       <w:r>
         <w:rPr>
           <w:bCs/>
           <w:w w:val="105"/>
           <w:sz w:val="21"/>
         </w:rPr>
-        <w:t>LangChain</w:t>
-      </w:r>
-      <w:proofErr w:type="spellEnd"/>
+        <w:t xml:space="preserve">Agent Skills, Agent Harness, </w:t>
+      </w:r>
       <w:r>
         <w:rPr>
           <w:bCs/>
           <w:w w:val="105"/>
           <w:sz w:val="21"/>
         </w:rPr>
-        <w:t xml:space="preserve">, </w:t>
-      </w:r>
-      <w:proofErr w:type="spellStart"/>
+        <w:t xml:space="preserve">Agent Memory, </w:t>
+      </w:r>
       <w:r>
         <w:rPr>
           <w:bCs/>
           <w:w w:val="105"/>
           <w:sz w:val="21"/>
         </w:rPr>
-        <w:t>CrewAI</w:t>
-      </w:r>
-      <w:proofErr w:type="spellEnd"/>
+        <w:t xml:space="preserve">RAG, </w:t>
+      </w:r>
       <w:r>
         <w:rPr>
           <w:bCs/>
           <w:w w:val="105"/>
           <w:sz w:val="21"/>
         </w:rPr>
-        <w:t xml:space="preserve">, </w:t>
-      </w:r>
-      <w:proofErr w:type="spellStart"/>
-      <w:r>
-        <w:rPr>
-          <w:bCs/>
-          <w:w w:val="105"/>
-          <w:sz w:val="21"/>
-        </w:rPr>
-        <w:t>AutoGen</w:t>
-      </w:r>
-      <w:proofErr w:type="spellEnd"/>
-      <w:r>
-        <w:rPr>
-          <w:bCs/>
-          <w:w w:val="105"/>
-          <w:sz w:val="21"/>
-        </w:rPr>
-        <w:t>, RAG, Prompt Engineering</w:t>
+        <w:t>Prompt Engineering</w:t>
       </w:r>
     </w:p>
     <w:p>
@@ -496,7 +518,7 @@
           <w:tab w:val="left" w:pos="883"/>
           <w:tab w:val="left" w:pos="884"/>
         </w:tabs>
-        <w:spacing w:line="312" w:lineRule="auto"/>
+        <w:spacing w:line="288" w:lineRule="auto"/>
         <w:rPr>
           <w:rFonts w:ascii="Symbol"/>
           <w:sz w:val="21"/>
@@ -517,23 +539,96 @@
           <w:w w:val="105"/>
           <w:sz w:val="21"/>
         </w:rPr>
-        <w:t>: Git, Docker, Vector Databases (</w:t>
+        <w:t xml:space="preserve">: </w:t>
       </w:r>
       <w:proofErr w:type="spellStart"/>
       <w:r>
         <w:rPr>
-          <w:w w:val="105"/>
-          <w:sz w:val="21"/>
-        </w:rPr>
-        <w:t>ChromaDB</w:t>
+          <w:bCs/>
+          <w:w w:val="105"/>
+          <w:sz w:val="21"/>
+        </w:rPr>
+        <w:t>OpenClaw</w:t>
       </w:r>
       <w:proofErr w:type="spellEnd"/>
       <w:r>
         <w:rPr>
-          <w:w w:val="105"/>
-          <w:sz w:val="21"/>
-        </w:rPr>
-        <w:t>/Pinecone), React.js, Next.js</w:t>
+          <w:bCs/>
+          <w:w w:val="105"/>
+          <w:sz w:val="21"/>
+        </w:rPr>
+        <w:t xml:space="preserve">, </w:t>
+      </w:r>
+      <w:proofErr w:type="spellStart"/>
+      <w:r>
+        <w:rPr>
+          <w:bCs/>
+          <w:w w:val="105"/>
+          <w:sz w:val="21"/>
+        </w:rPr>
+        <w:t>LangChain</w:t>
+      </w:r>
+      <w:proofErr w:type="spellEnd"/>
+      <w:r>
+        <w:rPr>
+          <w:bCs/>
+          <w:w w:val="105"/>
+          <w:sz w:val="21"/>
+        </w:rPr>
+        <w:t xml:space="preserve">, </w:t>
+      </w:r>
+      <w:proofErr w:type="spellStart"/>
+      <w:r>
+        <w:rPr>
+          <w:bCs/>
+          <w:w w:val="105"/>
+          <w:sz w:val="21"/>
+        </w:rPr>
+        <w:t>CrewAI</w:t>
+      </w:r>
+      <w:proofErr w:type="spellEnd"/>
+      <w:r>
+        <w:rPr>
+          <w:bCs/>
+          <w:w w:val="105"/>
+          <w:sz w:val="21"/>
+        </w:rPr>
+        <w:t xml:space="preserve">, </w:t>
+      </w:r>
+      <w:r>
+        <w:rPr>
+          <w:w w:val="105"/>
+          <w:sz w:val="21"/>
+        </w:rPr>
+        <w:t>Vector Databases</w:t>
+      </w:r>
+      <w:r>
+        <w:rPr>
+          <w:w w:val="105"/>
+          <w:sz w:val="21"/>
+        </w:rPr>
+        <w:t>,</w:t>
+      </w:r>
+      <w:r>
+        <w:rPr>
+          <w:w w:val="105"/>
+          <w:sz w:val="21"/>
+        </w:rPr>
+        <w:t xml:space="preserve"> </w:t>
+      </w:r>
+      <w:r>
+        <w:rPr>
+          <w:w w:val="105"/>
+          <w:sz w:val="21"/>
+        </w:rPr>
+        <w:t xml:space="preserve">Git, Docker, </w:t>
+      </w:r>
+      <w:r>
+        <w:rPr>
+          <w:w w:val="105"/>
+          <w:sz w:val="21"/>
+        </w:rPr>
+        <w:t>React.js, Next.js</w:t>
       </w:r>
     </w:p>
     <w:p>
@@ -542,26 +637,28 @@
         <w:tabs>
           <w:tab w:val="left" w:pos="10511"/>
         </w:tabs>
-        <w:spacing w:before="133" w:line="312" w:lineRule="auto"/>
-        <w:rPr>
-          <w:rFonts w:ascii="Times New Roman Bold" w:hAnsi="Times New Roman Bold" w:cs="Times New Roman Bold"/>
-          <w:w w:val="105"/>
-          <w:u w:val="single"/>
-        </w:rPr>
-      </w:pPr>
-      <w:r>
+        <w:spacing w:line="288" w:lineRule="auto"/>
         <w:rPr>
           <w:w w:val="105"/>
           <w:sz w:val="22"/>
           <w:szCs w:val="22"/>
           <w:u w:val="single"/>
         </w:rPr>
+      </w:pPr>
+      <w:r>
+        <w:rPr>
+          <w:w w:val="105"/>
+          <w:sz w:val="22"/>
+          <w:szCs w:val="22"/>
+          <w:u w:val="single"/>
+        </w:rPr>
         <w:t>WORKING EXPERIENCE</w:t>
       </w:r>
       <w:r>
         <w:rPr>
-          <w:rFonts w:ascii="Times New Roman Bold" w:hAnsi="Times New Roman Bold" w:cs="Times New Roman Bold"/>
-          <w:w w:val="105"/>
+          <w:w w:val="105"/>
+          <w:sz w:val="22"/>
+          <w:szCs w:val="22"/>
           <w:u w:val="single"/>
         </w:rPr>
         <w:tab/>
@@ -575,7 +672,7 @@
           <w:tab w:val="left" w:pos="824"/>
           <w:tab w:val="right" w:pos="10617"/>
         </w:tabs>
-        <w:spacing w:before="0" w:line="312" w:lineRule="auto"/>
+        <w:spacing w:before="0" w:line="288" w:lineRule="auto"/>
         <w:ind w:left="0" w:right="103" w:firstLineChars="50" w:firstLine="112"/>
         <w:rPr>
           <w:i/>
@@ -730,20 +827,41 @@
           <w:tab w:val="left" w:pos="823"/>
           <w:tab w:val="left" w:pos="824"/>
         </w:tabs>
-        <w:spacing w:before="12" w:line="312" w:lineRule="auto"/>
+        <w:spacing w:before="12" w:line="288" w:lineRule="auto"/>
         <w:ind w:right="104"/>
         <w:rPr>
           <w:w w:val="105"/>
           <w:sz w:val="21"/>
         </w:rPr>
       </w:pPr>
+      <w:r>
+        <w:rPr>
+          <w:w w:val="105"/>
+          <w:sz w:val="21"/>
+        </w:rPr>
+        <w:t>Designed a GUI-agent error taxonomy with 4 major categories and 29 subtypes, covering perception, interaction localization, task reasoning, and</w:t>
+      </w:r>
+      <w:r>
+        <w:rPr>
+          <w:w w:val="105"/>
+          <w:sz w:val="21"/>
+        </w:rPr>
+        <w:t xml:space="preserve"> </w:t>
+      </w:r>
+      <w:r>
+        <w:rPr>
+          <w:w w:val="105"/>
+          <w:sz w:val="21"/>
+        </w:rPr>
+        <w:t xml:space="preserve">external system failures across mainstream </w:t>
+      </w:r>
       <w:proofErr w:type="spellStart"/>
       <w:r>
         <w:rPr>
           <w:w w:val="105"/>
           <w:sz w:val="21"/>
         </w:rPr>
-        <w:t>AgentDebug’s</w:t>
+        <w:t>OSWorld</w:t>
       </w:r>
       <w:proofErr w:type="spellEnd"/>
       <w:r>
@@ -751,18 +869,15 @@
           <w:w w:val="105"/>
           <w:sz w:val="21"/>
         </w:rPr>
-        <w:t xml:space="preserve"> associated publication: </w:t>
-      </w:r>
-      <w:hyperlink r:id="rId6" w:history="1">
-        <w:r>
-          <w:rPr>
-            <w:rStyle w:val="Hyperlink"/>
-            <w:w w:val="105"/>
-            <w:sz w:val="21"/>
-          </w:rPr>
-          <w:t>https://arxiv.org/pdf/2509.25370</w:t>
-        </w:r>
-      </w:hyperlink>
+        <w:t>/CUA</w:t>
+      </w:r>
+      <w:r>
+        <w:rPr>
+          <w:w w:val="105"/>
+          <w:sz w:val="21"/>
+        </w:rPr>
+        <w:t>.</w:t>
+      </w:r>
     </w:p>
     <w:p>
       <w:pPr>
@@ -775,7 +890,7 @@
           <w:tab w:val="left" w:pos="823"/>
           <w:tab w:val="left" w:pos="824"/>
         </w:tabs>
-        <w:spacing w:before="12" w:line="312" w:lineRule="auto"/>
+        <w:spacing w:before="12" w:line="288" w:lineRule="auto"/>
         <w:ind w:right="104"/>
         <w:rPr>
           <w:w w:val="105"/>
@@ -787,71 +902,28 @@
           <w:w w:val="105"/>
           <w:sz w:val="21"/>
         </w:rPr>
-        <w:t xml:space="preserve">Developing </w:t>
-      </w:r>
-      <w:proofErr w:type="spellStart"/>
-      <w:r>
-        <w:rPr>
-          <w:w w:val="105"/>
-          <w:sz w:val="21"/>
-        </w:rPr>
-        <w:t>GUIAgentDebug</w:t>
-      </w:r>
-      <w:proofErr w:type="spellEnd"/>
-      <w:r>
-        <w:rPr>
-          <w:w w:val="105"/>
-          <w:sz w:val="21"/>
-        </w:rPr>
-        <w:t xml:space="preserve">, extending </w:t>
-      </w:r>
-      <w:proofErr w:type="spellStart"/>
-      <w:r>
-        <w:rPr>
-          <w:w w:val="105"/>
-          <w:sz w:val="21"/>
-        </w:rPr>
-        <w:t>AgentDebug</w:t>
-      </w:r>
-      <w:proofErr w:type="spellEnd"/>
-      <w:r>
-        <w:rPr>
-          <w:w w:val="105"/>
-          <w:sz w:val="21"/>
-        </w:rPr>
-        <w:t xml:space="preserve"> (text-only agent debugging) to GUI-agent trajectories debugging based on dataset from </w:t>
-      </w:r>
-      <w:proofErr w:type="spellStart"/>
-      <w:r>
-        <w:rPr>
-          <w:w w:val="105"/>
-          <w:sz w:val="21"/>
-        </w:rPr>
-        <w:t>OSWorld</w:t>
-      </w:r>
-      <w:proofErr w:type="spellEnd"/>
-      <w:r>
-        <w:rPr>
-          <w:w w:val="105"/>
-          <w:sz w:val="21"/>
-        </w:rPr>
-        <w:t xml:space="preserve">, </w:t>
-      </w:r>
-      <w:proofErr w:type="spellStart"/>
-      <w:r>
-        <w:rPr>
-          <w:w w:val="105"/>
-          <w:sz w:val="21"/>
-        </w:rPr>
-        <w:t>AgentNet</w:t>
-      </w:r>
-      <w:proofErr w:type="spellEnd"/>
-      <w:r>
-        <w:rPr>
-          <w:w w:val="105"/>
-          <w:sz w:val="21"/>
-        </w:rPr>
-        <w:t xml:space="preserve"> and Spider2-V.</w:t>
+        <w:t>Built a self-evolving VLM-agent debugging framework that automatically identifies root causes from failed trajectories, distills them into reusable</w:t>
+      </w:r>
+      <w:r>
+        <w:rPr>
+          <w:w w:val="105"/>
+          <w:sz w:val="21"/>
+        </w:rPr>
+        <w:t xml:space="preserve"> </w:t>
+      </w:r>
+      <w:r>
+        <w:rPr>
+          <w:w w:val="105"/>
+          <w:sz w:val="21"/>
+        </w:rPr>
+        <w:t>debugging skills, and enables agents to learn autonomously from historical failures</w:t>
+      </w:r>
+      <w:r>
+        <w:rPr>
+          <w:w w:val="105"/>
+          <w:sz w:val="21"/>
+        </w:rPr>
+        <w:t>.</w:t>
       </w:r>
     </w:p>
     <w:p>
@@ -865,7 +937,7 @@
           <w:tab w:val="left" w:pos="823"/>
           <w:tab w:val="left" w:pos="824"/>
         </w:tabs>
-        <w:spacing w:before="12" w:line="312" w:lineRule="auto"/>
+        <w:spacing w:before="12" w:line="288" w:lineRule="auto"/>
         <w:ind w:right="104"/>
         <w:rPr>
           <w:w w:val="105"/>
@@ -873,11 +945,14 @@
         </w:rPr>
       </w:pPr>
       <w:r>
-        <w:rPr>
-          <w:w w:val="105"/>
-          <w:sz w:val="21"/>
-        </w:rPr>
-        <w:t>Building a GUI trajectory error taxonomy, implementing a visual agent debugger and a revert benchmark to evaluate debugger-driven recovery success.</w:t>
+        <w:t>Designed a dual-layer memory architecture with episodic and semantic memory, together with an intent-aware RAG retrieval mechanism that injects skills from similar-intent trajectories to improve diagnosis and re-rollout accuracy</w:t>
+      </w:r>
+      <w:r>
+        <w:rPr>
+          <w:w w:val="105"/>
+          <w:sz w:val="21"/>
+        </w:rPr>
+        <w:t>.</w:t>
       </w:r>
     </w:p>
     <w:p>
@@ -888,7 +963,7 @@
           <w:tab w:val="left" w:pos="824"/>
           <w:tab w:val="right" w:pos="10616"/>
         </w:tabs>
-        <w:spacing w:before="12" w:line="312" w:lineRule="auto"/>
+        <w:spacing w:before="12" w:line="288" w:lineRule="auto"/>
         <w:ind w:left="0" w:right="104" w:firstLineChars="50" w:firstLine="112"/>
         <w:rPr>
           <w:w w:val="105"/>
@@ -962,7 +1037,7 @@
           <w:tab w:val="left" w:pos="823"/>
           <w:tab w:val="left" w:pos="824"/>
         </w:tabs>
-        <w:spacing w:before="12" w:line="312" w:lineRule="auto"/>
+        <w:spacing w:before="12" w:line="288" w:lineRule="auto"/>
         <w:ind w:right="104"/>
         <w:rPr>
           <w:w w:val="105"/>
@@ -974,7 +1049,17 @@
           <w:w w:val="105"/>
           <w:sz w:val="21"/>
         </w:rPr>
-        <w:t>Developed and maintained React/Next.js front-end interfaces for flowmuse.ai, an LLM-powered web application.</w:t>
+        <w:t xml:space="preserve">Developed and maintained React/Next.js front-end interfaces for flowmuse.ai, </w:t>
+      </w:r>
+      <w:r>
+        <w:t>a visual AI workflow platform for multimodal content generation</w:t>
+      </w:r>
+      <w:r>
+        <w:rPr>
+          <w:w w:val="105"/>
+          <w:sz w:val="21"/>
+        </w:rPr>
+        <w:t>.</w:t>
       </w:r>
     </w:p>
     <w:p>
@@ -988,7 +1073,7 @@
           <w:tab w:val="left" w:pos="823"/>
           <w:tab w:val="left" w:pos="824"/>
         </w:tabs>
-        <w:spacing w:before="12" w:line="312" w:lineRule="auto"/>
+        <w:spacing w:before="12" w:line="288" w:lineRule="auto"/>
         <w:ind w:right="104"/>
         <w:rPr>
           <w:w w:val="105"/>
@@ -1014,7 +1099,7 @@
           <w:tab w:val="left" w:pos="823"/>
           <w:tab w:val="left" w:pos="824"/>
         </w:tabs>
-        <w:spacing w:before="12" w:line="312" w:lineRule="auto"/>
+        <w:spacing w:before="12" w:line="288" w:lineRule="auto"/>
         <w:ind w:right="104"/>
         <w:rPr>
           <w:rFonts w:ascii="Symbol"/>
@@ -1035,7 +1120,7 @@
         <w:tabs>
           <w:tab w:val="left" w:pos="10511"/>
         </w:tabs>
-        <w:spacing w:line="312" w:lineRule="auto"/>
+        <w:spacing w:line="288" w:lineRule="auto"/>
         <w:rPr>
           <w:rFonts w:ascii="Times New Roman Bold" w:hAnsi="Times New Roman Bold" w:cs="Times New Roman Bold"/>
           <w:w w:val="105"/>
@@ -1074,7 +1159,7 @@
           <w:tab w:val="left" w:pos="824"/>
           <w:tab w:val="right" w:pos="10617"/>
         </w:tabs>
-        <w:spacing w:before="0" w:line="312" w:lineRule="auto"/>
+        <w:spacing w:before="0" w:line="288" w:lineRule="auto"/>
         <w:ind w:left="0" w:right="103" w:firstLineChars="50" w:firstLine="112"/>
         <w:rPr>
           <w:w w:val="105"/>
@@ -1133,7 +1218,7 @@
           <w:tab w:val="left" w:pos="823"/>
           <w:tab w:val="left" w:pos="824"/>
         </w:tabs>
-        <w:spacing w:before="12" w:line="312" w:lineRule="auto"/>
+        <w:spacing w:before="12" w:line="288" w:lineRule="auto"/>
         <w:ind w:right="104"/>
         <w:rPr>
           <w:w w:val="105"/>
@@ -1175,7 +1260,7 @@
           <w:tab w:val="left" w:pos="823"/>
           <w:tab w:val="left" w:pos="824"/>
         </w:tabs>
-        <w:spacing w:before="12" w:line="312" w:lineRule="auto"/>
+        <w:spacing w:before="12" w:line="288" w:lineRule="auto"/>
         <w:ind w:right="104"/>
         <w:rPr>
           <w:w w:val="105"/>
@@ -1217,7 +1302,7 @@
           <w:tab w:val="left" w:pos="823"/>
           <w:tab w:val="left" w:pos="824"/>
         </w:tabs>
-        <w:spacing w:before="12" w:line="312" w:lineRule="auto"/>
+        <w:spacing w:before="12" w:line="288" w:lineRule="auto"/>
         <w:ind w:right="104"/>
         <w:rPr>
           <w:w w:val="105"/>
@@ -1240,7 +1325,7 @@
           <w:tab w:val="left" w:pos="824"/>
           <w:tab w:val="right" w:pos="10617"/>
         </w:tabs>
-        <w:spacing w:before="0" w:line="312" w:lineRule="auto"/>
+        <w:spacing w:before="0" w:line="288" w:lineRule="auto"/>
         <w:ind w:left="0" w:right="103" w:firstLineChars="50" w:firstLine="112"/>
         <w:rPr>
           <w:w w:val="105"/>
@@ -1316,7 +1401,7 @@
           <w:tab w:val="left" w:pos="823"/>
           <w:tab w:val="left" w:pos="824"/>
         </w:tabs>
-        <w:spacing w:before="12" w:line="312" w:lineRule="auto"/>
+        <w:spacing w:before="12" w:line="288" w:lineRule="auto"/>
         <w:ind w:right="104"/>
         <w:rPr>
           <w:w w:val="105"/>
@@ -1342,7 +1427,7 @@
           <w:tab w:val="left" w:pos="823"/>
           <w:tab w:val="left" w:pos="824"/>
         </w:tabs>
-        <w:spacing w:before="12" w:line="312" w:lineRule="auto"/>
+        <w:spacing w:before="12" w:line="288" w:lineRule="auto"/>
         <w:ind w:right="104"/>
         <w:rPr>
           <w:w w:val="105"/>
@@ -1384,7 +1469,7 @@
           <w:tab w:val="left" w:pos="823"/>
           <w:tab w:val="left" w:pos="824"/>
         </w:tabs>
-        <w:spacing w:before="12" w:line="312" w:lineRule="auto"/>
+        <w:spacing w:before="12" w:line="288" w:lineRule="auto"/>
         <w:ind w:right="104"/>
         <w:rPr>
           <w:w w:val="105"/>
@@ -1410,7 +1495,7 @@
           <w:tab w:val="left" w:pos="823"/>
           <w:tab w:val="left" w:pos="824"/>
         </w:tabs>
-        <w:spacing w:before="12" w:line="312" w:lineRule="auto"/>
+        <w:spacing w:before="12" w:line="288" w:lineRule="auto"/>
         <w:ind w:right="104"/>
         <w:rPr>
           <w:w w:val="105"/>
@@ -1423,6 +1508,34 @@
           <w:sz w:val="21"/>
         </w:rPr>
         <w:t>Enhanced prompt engineering techniques to reduce hallucinations and improve factual accuracy through systematic evaluation.</w:t>
+      </w:r>
+    </w:p>
+    <w:p>
+      <w:pPr>
+        <w:pStyle w:val="Heading1"/>
+        <w:tabs>
+          <w:tab w:val="left" w:pos="10511"/>
+        </w:tabs>
+        <w:spacing w:line="288" w:lineRule="auto"/>
+        <w:rPr>
+          <w:rFonts w:ascii="Times New Roman Bold" w:hAnsi="Times New Roman Bold" w:cs="Times New Roman Bold"/>
+          <w:w w:val="105"/>
+        </w:rPr>
+      </w:pPr>
+      <w:r>
+        <w:rPr>
+          <w:w w:val="105"/>
+          <w:sz w:val="22"/>
+          <w:szCs w:val="22"/>
+          <w:u w:val="single"/>
+        </w:rPr>
+        <w:t>ACADEMIC AWARD</w:t>
+      </w:r>
+      <w:r>
+        <w:rPr>
+          <w:u w:val="single"/>
+        </w:rPr>
+        <w:tab/>
       </w:r>
     </w:p>
     <w:p>
@@ -1433,20 +1546,122 @@
           <w:tab w:val="left" w:pos="824"/>
           <w:tab w:val="right" w:pos="10617"/>
         </w:tabs>
-        <w:spacing w:before="0" w:line="312" w:lineRule="auto"/>
-        <w:ind w:left="832" w:right="103" w:firstLine="0"/>
+        <w:spacing w:before="0" w:line="288" w:lineRule="auto"/>
+        <w:ind w:left="0" w:right="103" w:firstLineChars="50" w:firstLine="112"/>
         <w:rPr>
           <w:rFonts w:ascii="Times New Roman Bold" w:hAnsi="Times New Roman Bold" w:cs="Times New Roman Bold"/>
-          <w:w w:val="105"/>
-          <w:sz w:val="21"/>
-        </w:rPr>
-      </w:pPr>
+          <w:i/>
+          <w:iCs/>
+          <w:w w:val="105"/>
+          <w:sz w:val="21"/>
+        </w:rPr>
+      </w:pPr>
+      <w:r>
+        <w:rPr>
+          <w:rFonts w:ascii="Times New Roman Bold" w:hAnsi="Times New Roman Bold" w:cs="Times New Roman Bold"/>
+          <w:b/>
+          <w:bCs/>
+          <w:w w:val="105"/>
+          <w:sz w:val="21"/>
+        </w:rPr>
+        <w:t>USACO Platinum Qualifier</w:t>
+      </w:r>
+      <w:r>
+        <w:rPr>
+          <w:rFonts w:ascii="Times New Roman Bold" w:hAnsi="Times New Roman Bold" w:cs="Times New Roman Bold"/>
+          <w:b/>
+          <w:bCs/>
+          <w:w w:val="105"/>
+          <w:sz w:val="21"/>
+        </w:rPr>
+        <w:tab/>
+      </w:r>
+      <w:r>
+        <w:rPr>
+          <w:rFonts w:ascii="Times New Roman Bold" w:hAnsi="Times New Roman Bold" w:cs="Times New Roman Bold"/>
+          <w:i/>
+          <w:iCs/>
+          <w:w w:val="105"/>
+          <w:sz w:val="21"/>
+        </w:rPr>
+        <w:t>Feb 2024</w:t>
+      </w:r>
+    </w:p>
+    <w:p>
+      <w:pPr>
+        <w:pStyle w:val="ListParagraph"/>
+        <w:numPr>
+          <w:ilvl w:val="0"/>
+          <w:numId w:val="7"/>
+        </w:numPr>
+        <w:tabs>
+          <w:tab w:val="left" w:pos="823"/>
+          <w:tab w:val="left" w:pos="824"/>
+          <w:tab w:val="right" w:pos="10617"/>
+        </w:tabs>
+        <w:spacing w:before="0" w:line="288" w:lineRule="auto"/>
+        <w:ind w:right="103"/>
+        <w:rPr>
+          <w:rFonts w:ascii="Times New Roman Bold" w:hAnsi="Times New Roman Bold" w:cs="Times New Roman Bold"/>
+          <w:w w:val="105"/>
+          <w:sz w:val="21"/>
+        </w:rPr>
+      </w:pPr>
+      <w:r>
+        <w:rPr>
+          <w:rFonts w:ascii="Times New Roman Bold" w:hAnsi="Times New Roman Bold" w:cs="Times New Roman Bold"/>
+          <w:w w:val="105"/>
+          <w:sz w:val="21"/>
+        </w:rPr>
+        <w:t xml:space="preserve">Promoted to Platinum </w:t>
+      </w:r>
+      <w:r>
+        <w:rPr>
+          <w:rFonts w:ascii="Times New Roman Bold" w:hAnsi="Times New Roman Bold" w:cs="Times New Roman Bold"/>
+          <w:w w:val="105"/>
+          <w:sz w:val="21"/>
+        </w:rPr>
+        <w:t>D</w:t>
+      </w:r>
+      <w:r>
+        <w:rPr>
+          <w:rFonts w:ascii="Times New Roman Bold" w:hAnsi="Times New Roman Bold" w:cs="Times New Roman Bold"/>
+          <w:w w:val="105"/>
+          <w:sz w:val="21"/>
+        </w:rPr>
+        <w:t>ivision</w:t>
+      </w:r>
+      <w:r>
+        <w:rPr>
+          <w:rFonts w:ascii="Times New Roman Bold" w:hAnsi="Times New Roman Bold" w:cs="Times New Roman Bold"/>
+          <w:w w:val="105"/>
+          <w:sz w:val="21"/>
+        </w:rPr>
+        <w:t xml:space="preserve"> in </w:t>
+      </w:r>
+      <w:r>
+        <w:rPr>
+          <w:rFonts w:ascii="Times New Roman Bold" w:hAnsi="Times New Roman Bold" w:cs="Times New Roman Bold"/>
+          <w:w w:val="105"/>
+          <w:sz w:val="21"/>
+        </w:rPr>
+        <w:t>USACO 2024 February Contest, Gold</w:t>
+      </w:r>
+      <w:r>
+        <w:rPr>
+          <w:rFonts w:ascii="Times New Roman Bold" w:hAnsi="Times New Roman Bold" w:cs="Times New Roman Bold"/>
+          <w:w w:val="105"/>
+          <w:sz w:val="21"/>
+        </w:rPr>
+        <w:t xml:space="preserve"> Division.</w:t>
+      </w:r>
     </w:p>
     <w:sectPr>
       <w:type w:val="continuous"/>
       <w:pgSz w:w="12240" w:h="15840"/>
-      <w:pgMar w:top="680" w:right="760" w:bottom="280" w:left="760" w:header="720" w:footer="720" w:gutter="0"/>
+      <w:pgMar w:top="720" w:right="720" w:bottom="720" w:left="720" w:header="720" w:footer="720" w:gutter="0"/>
       <w:cols w:space="720"/>
+      <w:docGrid w:linePitch="299"/>
     </w:sectPr>
   </w:body>
 </w:document>
